--- a/docs/export/USER_MANUAL.docx
+++ b/docs/export/USER_MANUAL.docx
@@ -1914,60 +1914,27 @@
         </w:rPr>
         <w:t xml:space="preserve">cmd/dst-sim           cmd/htmux              cmd/hxc-registry</w:t>
       </w:r>
+      <w:r>
+        <w:br/>
+      </w:r>
+      <w:r>
+        <w:rPr>
+          <w:rStyle w:val="VerbatimChar"/>
+        </w:rPr>
+        <w:t xml:space="preserve">cmd/helixctl</w:t>
+      </w:r>
     </w:p>
     <w:p>
       <w:pPr>
         <w:pStyle w:val="BlockText"/>
       </w:pPr>
       <w:r>
-        <w:t xml:space="preserve">There is</w:t>
-      </w:r>
-      <w:r>
-        <w:t xml:space="preserve"> </w:t>
-      </w:r>
-      <w:r>
-        <w:rPr>
-          <w:b/>
-          <w:bCs/>
-        </w:rPr>
-        <w:t xml:space="preserve">no</w:t>
-      </w:r>
-      <w:r>
-        <w:rPr>
-          <w:b/>
-          <w:bCs/>
-        </w:rPr>
-        <w:t xml:space="preserve"> </w:t>
-      </w:r>
-      <w:r>
-        <w:rPr>
-          <w:rStyle w:val="VerbatimChar"/>
-          <w:b/>
-          <w:bCs/>
+        <w:rPr>
+          <w:rStyle w:val="VerbatimChar"/>
         </w:rPr>
         <w:t xml:space="preserve">helixctl</w:t>
       </w:r>
       <w:r>
-        <w:rPr>
-          <w:b/>
-          <w:bCs/>
-        </w:rPr>
-        <w:t xml:space="preserve"> </w:t>
-      </w:r>
-      <w:r>
-        <w:rPr>
-          <w:b/>
-          <w:bCs/>
-        </w:rPr>
-        <w:t xml:space="preserve">binary</w:t>
-      </w:r>
-      <w:r>
-        <w:t xml:space="preserve"> </w:t>
-      </w:r>
-      <w:r>
-        <w:t xml:space="preserve">in this repository. Documentation elsewhere</w:t>
-      </w:r>
-      <w:r>
         <w:t xml:space="preserve"> </w:t>
       </w:r>
       <w:r>
@@ -1977,61 +1944,160 @@
         <w:rPr>
           <w:rStyle w:val="VerbatimChar"/>
         </w:rPr>
-        <w:t xml:space="preserve">docs/guides/getting-started.md</w:t>
-      </w:r>
-      <w:r>
-        <w:t xml:space="preserve">) references</w:t>
-      </w:r>
-      <w:r>
-        <w:t xml:space="preserve"> </w:t>
-      </w:r>
-      <w:r>
-        <w:rPr>
-          <w:rStyle w:val="VerbatimChar"/>
-        </w:rPr>
-        <w:t xml:space="preserve">./bin/helixctl build submit …</w:t>
-      </w:r>
-      <w:r>
-        <w:t xml:space="preserve">; that CLI is not</w:t>
-      </w:r>
-      <w:r>
-        <w:t xml:space="preserve"> </w:t>
-      </w:r>
-      <w:r>
-        <w:t xml:space="preserve">present in</w:t>
-      </w:r>
-      <w:r>
-        <w:t xml:space="preserve"> </w:t>
-      </w:r>
-      <w:r>
-        <w:rPr>
-          <w:rStyle w:val="VerbatimChar"/>
-        </w:rPr>
-        <w:t xml:space="preserve">cmd/</w:t>
-      </w:r>
-      <w:r>
-        <w:t xml:space="preserve">. Do not expect</w:t>
-      </w:r>
-      <w:r>
-        <w:t xml:space="preserve"> </w:t>
-      </w:r>
-      <w:r>
-        <w:rPr>
-          <w:rStyle w:val="VerbatimChar"/>
-        </w:rPr>
-        <w:t xml:space="preserve">helixctl</w:t>
-      </w:r>
-      <w:r>
-        <w:t xml:space="preserve"> </w:t>
-      </w:r>
-      <w:r>
-        <w:t xml:space="preserve">to build. Operator interactions happen through the</w:t>
-      </w:r>
-      <w:r>
-        <w:t xml:space="preserve"> </w:t>
-      </w:r>
-      <w:r>
-        <w:t xml:space="preserve">per-service binaries and their HTTP/gRPC surfaces described below.</w:t>
+        <w:t xml:space="preserve">cmd/helixctl</w:t>
+      </w:r>
+      <w:r>
+        <w:t xml:space="preserve">) is the operator-facing CLI. Its</w:t>
+      </w:r>
+      <w:r>
+        <w:t xml:space="preserve"> </w:t>
+      </w:r>
+      <w:r>
+        <w:rPr>
+          <w:rStyle w:val="VerbatimChar"/>
+        </w:rPr>
+        <w:t xml:space="preserve">build</w:t>
+      </w:r>
+      <w:r>
+        <w:t xml:space="preserve"> </w:t>
+      </w:r>
+      <w:r>
+        <w:t xml:space="preserve">command</w:t>
+      </w:r>
+      <w:r>
+        <w:t xml:space="preserve"> </w:t>
+      </w:r>
+      <w:r>
+        <w:t xml:space="preserve">group is a thin gRPC client of the</w:t>
+      </w:r>
+      <w:r>
+        <w:t xml:space="preserve"> </w:t>
+      </w:r>
+      <w:r>
+        <w:rPr>
+          <w:rStyle w:val="VerbatimChar"/>
+        </w:rPr>
+        <w:t xml:space="preserve">helix-build</w:t>
+      </w:r>
+      <w:r>
+        <w:t xml:space="preserve"> </w:t>
+      </w:r>
+      <w:r>
+        <w:t xml:space="preserve">service (</w:t>
+      </w:r>
+      <w:r>
+        <w:rPr>
+          <w:rStyle w:val="VerbatimChar"/>
+        </w:rPr>
+        <w:t xml:space="preserve">BuildService</w:t>
+      </w:r>
+      <w:r>
+        <w:t xml:space="preserve">):</w:t>
+      </w:r>
+      <w:r>
+        <w:t xml:space="preserve"> </w:t>
+      </w:r>
+      <w:r>
+        <w:rPr>
+          <w:rStyle w:val="VerbatimChar"/>
+        </w:rPr>
+        <w:t xml:space="preserve">helixctl build submit|status|logs|cancel</w:t>
+      </w:r>
+      <w:r>
+        <w:t xml:space="preserve"> </w:t>
+      </w:r>
+      <w:r>
+        <w:t xml:space="preserve">each perform a real RPC against a</w:t>
+      </w:r>
+      <w:r>
+        <w:t xml:space="preserve"> </w:t>
+      </w:r>
+      <w:r>
+        <w:t xml:space="preserve">running build service at</w:t>
+      </w:r>
+      <w:r>
+        <w:t xml:space="preserve"> </w:t>
+      </w:r>
+      <w:r>
+        <w:rPr>
+          <w:rStyle w:val="VerbatimChar"/>
+        </w:rPr>
+        <w:t xml:space="preserve">--addr</w:t>
+      </w:r>
+      <w:r>
+        <w:t xml:space="preserve"> </w:t>
+      </w:r>
+      <w:r>
+        <w:t xml:space="preserve">(default</w:t>
+      </w:r>
+      <w:r>
+        <w:t xml:space="preserve"> </w:t>
+      </w:r>
+      <w:r>
+        <w:rPr>
+          <w:rStyle w:val="VerbatimChar"/>
+        </w:rPr>
+        <w:t xml:space="preserve">localhost:50051</w:t>
+      </w:r>
+      <w:r>
+        <w:t xml:space="preserve">, overridable by the</w:t>
+      </w:r>
+      <w:r>
+        <w:t xml:space="preserve"> </w:t>
+      </w:r>
+      <w:r>
+        <w:rPr>
+          <w:rStyle w:val="VerbatimChar"/>
+        </w:rPr>
+        <w:t xml:space="preserve">HELIX_BUILD_ADDR</w:t>
+      </w:r>
+      <w:r>
+        <w:t xml:space="preserve"> </w:t>
+      </w:r>
+      <w:r>
+        <w:t xml:space="preserve">env var). It is built into</w:t>
+      </w:r>
+      <w:r>
+        <w:t xml:space="preserve"> </w:t>
+      </w:r>
+      <w:r>
+        <w:rPr>
+          <w:rStyle w:val="VerbatimChar"/>
+        </w:rPr>
+        <w:t xml:space="preserve">bin/helixctl</w:t>
+      </w:r>
+      <w:r>
+        <w:t xml:space="preserve"> </w:t>
+      </w:r>
+      <w:r>
+        <w:t xml:space="preserve">by</w:t>
+      </w:r>
+      <w:r>
+        <w:t xml:space="preserve"> </w:t>
+      </w:r>
+      <w:r>
+        <w:rPr>
+          <w:rStyle w:val="VerbatimChar"/>
+        </w:rPr>
+        <w:t xml:space="preserve">make build</w:t>
+      </w:r>
+      <w:r>
+        <w:t xml:space="preserve"> </w:t>
+      </w:r>
+      <w:r>
+        <w:t xml:space="preserve">along with the per-service binaries. Other operator interactions continue to</w:t>
+      </w:r>
+      <w:r>
+        <w:t xml:space="preserve"> </w:t>
+      </w:r>
+      <w:r>
+        <w:t xml:space="preserve">happen through the per-service binaries and their HTTP/gRPC surfaces described</w:t>
+      </w:r>
+      <w:r>
+        <w:t xml:space="preserve"> </w:t>
+      </w:r>
+      <w:r>
+        <w:t xml:space="preserve">below.</w:t>
       </w:r>
     </w:p>
     <w:p>

--- a/docs/export/USER_MANUAL.docx
+++ b/docs/export/USER_MANUAL.docx
@@ -2266,7 +2266,37 @@
               <w:t xml:space="preserve"> </w:t>
             </w:r>
             <w:r>
-              <w:t xml:space="preserve">HTTP surface (</w:t>
+              <w:t xml:space="preserve">HTTP surface — also serves the</w:t>
+            </w:r>
+            <w:r>
+              <w:t xml:space="preserve"> </w:t>
+            </w:r>
+            <w:r>
+              <w:rPr>
+                <w:rStyle w:val="VerbatimChar"/>
+              </w:rPr>
+              <w:t xml:space="preserve">/health</w:t>
+            </w:r>
+            <w:r>
+              <w:t xml:space="preserve"> </w:t>
+            </w:r>
+            <w:r>
+              <w:t xml:space="preserve">and</w:t>
+            </w:r>
+            <w:r>
+              <w:t xml:space="preserve"> </w:t>
+            </w:r>
+            <w:r>
+              <w:rPr>
+                <w:rStyle w:val="VerbatimChar"/>
+              </w:rPr>
+              <w:t xml:space="preserve">/healthz</w:t>
+            </w:r>
+            <w:r>
+              <w:t xml:space="preserve"> </w:t>
+            </w:r>
+            <w:r>
+              <w:t xml:space="preserve">aliases (</w:t>
             </w:r>
             <w:r>
               <w:rPr>
@@ -5525,16 +5555,70 @@
               </w:rPr>
               <w:t xml:space="preserve">GET /status</w:t>
             </w:r>
-          </w:p>
-        </w:tc>
-        <w:tc>
-          <w:tcPr/>
-          <w:p>
-            <w:pPr>
-              <w:pStyle w:val="Compact"/>
-            </w:pPr>
-            <w:r>
-              <w:t xml:space="preserve">Aggregated daemon + subservice reachability JSON</w:t>
+            <w:r>
+              <w:t xml:space="preserve"> </w:t>
+            </w:r>
+            <w:r>
+              <w:t xml:space="preserve">(aliases</w:t>
+            </w:r>
+            <w:r>
+              <w:t xml:space="preserve"> </w:t>
+            </w:r>
+            <w:r>
+              <w:rPr>
+                <w:rStyle w:val="VerbatimChar"/>
+              </w:rPr>
+              <w:t xml:space="preserve">GET /health</w:t>
+            </w:r>
+            <w:r>
+              <w:t xml:space="preserve">,</w:t>
+            </w:r>
+            <w:r>
+              <w:t xml:space="preserve"> </w:t>
+            </w:r>
+            <w:r>
+              <w:rPr>
+                <w:rStyle w:val="VerbatimChar"/>
+              </w:rPr>
+              <w:t xml:space="preserve">GET /healthz</w:t>
+            </w:r>
+            <w:r>
+              <w:t xml:space="preserve">)</w:t>
+            </w:r>
+          </w:p>
+        </w:tc>
+        <w:tc>
+          <w:tcPr/>
+          <w:p>
+            <w:pPr>
+              <w:pStyle w:val="Compact"/>
+            </w:pPr>
+            <w:r>
+              <w:t xml:space="preserve">Aggregated daemon + subservice reachability JSON; the</w:t>
+            </w:r>
+            <w:r>
+              <w:t xml:space="preserve"> </w:t>
+            </w:r>
+            <w:r>
+              <w:rPr>
+                <w:rStyle w:val="VerbatimChar"/>
+              </w:rPr>
+              <w:t xml:space="preserve">/health</w:t>
+            </w:r>
+            <w:r>
+              <w:t xml:space="preserve">+</w:t>
+            </w:r>
+            <w:r>
+              <w:rPr>
+                <w:rStyle w:val="VerbatimChar"/>
+              </w:rPr>
+              <w:t xml:space="preserve">/healthz</w:t>
+            </w:r>
+            <w:r>
+              <w:t xml:space="preserve"> </w:t>
+            </w:r>
+            <w:r>
+              <w:t xml:space="preserve">aliases let k8s/orchestrator probes hit the conventional paths</w:t>
             </w:r>
           </w:p>
         </w:tc>
@@ -5763,7 +5847,7 @@
         <w:rPr>
           <w:rStyle w:val="CommentTok"/>
         </w:rPr>
-        <w:t xml:space="preserve"># helixd</w:t>
+        <w:t xml:space="preserve"># helixd (also /health, /healthz)</w:t>
       </w:r>
       <w:r>
         <w:br/>
@@ -5898,15 +5982,6 @@
       </w:r>
       <w:r>
         <w:t xml:space="preserve"> </w:t>
-      </w:r>
-      <w:r>
-        <w:rPr>
-          <w:rStyle w:val="VerbatimChar"/>
-        </w:rPr>
-        <w:t xml:space="preserve">/healthz</w:t>
-      </w:r>
-      <w:r>
-        <w:t xml:space="preserve">/</w:t>
       </w:r>
       <w:r>
         <w:rPr>
@@ -5945,19 +6020,97 @@
         <w:t xml:space="preserve">patterns / deployment options</w:t>
       </w:r>
       <w:r>
-        <w:t xml:space="preserve">, not all wired into the binaries in this checkout. The</w:t>
-      </w:r>
-      <w:r>
-        <w:t xml:space="preserve"> </w:t>
-      </w:r>
-      <w:r>
-        <w:t xml:space="preserve">authoritative per-binary endpoints are the ones in the table above (</w:t>
+        <w:t xml:space="preserve">, not all wired into the binaries in this checkout. (</w:t>
+      </w:r>
+      <w:r>
+        <w:rPr>
+          <w:rStyle w:val="VerbatimChar"/>
+        </w:rPr>
+        <w:t xml:space="preserve">helixd</w:t>
+      </w:r>
+      <w:r>
+        <w:t xml:space="preserve"> </w:t>
+      </w:r>
+      <w:r>
+        <w:t xml:space="preserve">does serve</w:t>
+      </w:r>
+      <w:r>
+        <w:t xml:space="preserve"> </w:t>
+      </w:r>
+      <w:r>
+        <w:rPr>
+          <w:rStyle w:val="VerbatimChar"/>
+        </w:rPr>
+        <w:t xml:space="preserve">/healthz</w:t>
+      </w:r>
+      <w:r>
+        <w:t xml:space="preserve"> </w:t>
+      </w:r>
+      <w:r>
+        <w:t xml:space="preserve">— and</w:t>
+      </w:r>
+      <w:r>
+        <w:t xml:space="preserve"> </w:t>
+      </w:r>
+      <w:r>
+        <w:rPr>
+          <w:rStyle w:val="VerbatimChar"/>
+        </w:rPr>
+        <w:t xml:space="preserve">/health</w:t>
+      </w:r>
+      <w:r>
+        <w:t xml:space="preserve"> </w:t>
+      </w:r>
+      <w:r>
+        <w:t xml:space="preserve">— as aliases of</w:t>
+      </w:r>
+      <w:r>
+        <w:t xml:space="preserve"> </w:t>
       </w:r>
       <w:r>
         <w:rPr>
           <w:rStyle w:val="VerbatimChar"/>
         </w:rPr>
         <w:t xml:space="preserve">/status</w:t>
+      </w:r>
+      <w:r>
+        <w:t xml:space="preserve">, so liveness probes against the</w:t>
+      </w:r>
+      <w:r>
+        <w:t xml:space="preserve"> </w:t>
+      </w:r>
+      <w:r>
+        <w:t xml:space="preserve">conventional path work today.) The authoritative per-binary endpoints are the ones in the table</w:t>
+      </w:r>
+      <w:r>
+        <w:t xml:space="preserve"> </w:t>
+      </w:r>
+      <w:r>
+        <w:t xml:space="preserve">above (</w:t>
+      </w:r>
+      <w:r>
+        <w:rPr>
+          <w:rStyle w:val="VerbatimChar"/>
+        </w:rPr>
+        <w:t xml:space="preserve">/status</w:t>
+      </w:r>
+      <w:r>
+        <w:t xml:space="preserve">+</w:t>
+      </w:r>
+      <w:r>
+        <w:rPr>
+          <w:rStyle w:val="VerbatimChar"/>
+        </w:rPr>
+        <w:t xml:space="preserve">/health</w:t>
+      </w:r>
+      <w:r>
+        <w:t xml:space="preserve">+</w:t>
+      </w:r>
+      <w:r>
+        <w:rPr>
+          <w:rStyle w:val="VerbatimChar"/>
+        </w:rPr>
+        <w:t xml:space="preserve">/healthz</w:t>
       </w:r>
       <w:r>
         <w:t xml:space="preserve">,</w:t>
@@ -8365,7 +8518,31 @@
         <w:t xml:space="preserve"> </w:t>
       </w:r>
       <w:r>
-        <w:t xml:space="preserve">surface, graceful shutdown</w:t>
+        <w:t xml:space="preserve">surface (with</w:t>
+      </w:r>
+      <w:r>
+        <w:t xml:space="preserve"> </w:t>
+      </w:r>
+      <w:r>
+        <w:rPr>
+          <w:rStyle w:val="VerbatimChar"/>
+        </w:rPr>
+        <w:t xml:space="preserve">/health</w:t>
+      </w:r>
+      <w:r>
+        <w:t xml:space="preserve">+</w:t>
+      </w:r>
+      <w:r>
+        <w:rPr>
+          <w:rStyle w:val="VerbatimChar"/>
+        </w:rPr>
+        <w:t xml:space="preserve">/healthz</w:t>
+      </w:r>
+      <w:r>
+        <w:t xml:space="preserve"> </w:t>
+      </w:r>
+      <w:r>
+        <w:t xml:space="preserve">aliases), graceful shutdown</w:t>
       </w:r>
     </w:p>
     <w:p>
